--- a/03_Outputs/final scripts/pt/Module 4/4.4.0-pt.docx
+++ b/03_Outputs/final scripts/pt/Module 4/4.4.0-pt.docx
@@ -24,7 +24,7 @@
     </w:p>
     <w:p>
       <w:r>
-        <w:t xml:space="preserve">Tecnologias digitais acrescentam novo impulso. Blockchain aumenta a transparência e permite a negociação de energia peer-to-peer, enquanto análises impulsionadas por IA melhoram a avaliação de riscos e expandem o acesso a investimentos verdes.  </w:t>
+        <w:t xml:space="preserve">Tecnologias digitais acrescentam novo impulso. Blockchain aumenta a transparência e permite o comércio de energia peer-to-peer, enquanto análises impulsionadas por IA melhoram a avaliação de riscos e expandem o acesso a investimentos verdes.  </w:t>
       </w:r>
     </w:p>
     <w:p>

--- a/03_Outputs/final scripts/pt/Module 4/4.4.0-pt.docx
+++ b/03_Outputs/final scripts/pt/Module 4/4.4.0-pt.docx
@@ -14,7 +14,7 @@
     </w:p>
     <w:p>
       <w:r>
-        <w:t xml:space="preserve">Títulos temáticos—verdes, sociais e de sustentabilidade—dirigem fundos para projetos com resultados mensuráveis. A emissão global de títulos verdes ultrapassou USD 500 bilhões em 2022, com estruturas como os Princípios de Títulos Verdes garantindo transparência e confiança dos investidores.  </w:t>
+        <w:t xml:space="preserve">Títulos temáticos—verdes, sociais e de sustentabilidade—dirigem fundos para projetos com resultados mensuráveis. A emissão global de títulos verdes ultrapassou USD 500 bilhões em 2022, com estruturas como os Princípios dos Títulos Verdes garantindo transparência e confiança dos investidores.  </w:t>
       </w:r>
     </w:p>
     <w:p>
@@ -24,7 +24,7 @@
     </w:p>
     <w:p>
       <w:r>
-        <w:t xml:space="preserve">Tecnologias digitais acrescentam novo impulso. Blockchain aumenta a transparência e permite o comércio de energia peer-to-peer, enquanto análises impulsionadas por IA melhoram a avaliação de riscos e expandem o acesso a investimentos verdes.  </w:t>
+        <w:t xml:space="preserve">Tecnologias digitais acrescentam novo impulso. Blockchain aumenta a transparência e permite a negociação peer-to-peer de energia, enquanto análises impulsionadas por IA melhoram a avaliação de riscos e expandem o acesso a investimentos verdes.  </w:t>
       </w:r>
     </w:p>
     <w:p>
